--- a/مرفقات مسودات غير ضرورية/مسوده.docx
+++ b/مرفقات مسودات غير ضرورية/مسوده.docx
@@ -1867,7 +1867,7 @@
               <w:rPr>
                 <w:sz w:val="32"/>
                 <w:szCs w:val="32"/>
-                <w:rtl/>
+                <w:lang w:val="en-GB" w:bidi="ar-OM"/>
               </w:rPr>
             </w:pPr>
           </w:p>
@@ -3147,7 +3147,6 @@
         <w:pStyle w:val="Heading1"/>
         <w:jc w:val="right"/>
         <w:rPr>
-          <w:rFonts w:hint="cs"/>
           <w:rtl/>
           <w:lang w:val="en-GB" w:bidi="ar-OM"/>
         </w:rPr>
@@ -3407,54 +3406,6 @@
     </w:p>
     <w:p>
       <w:pPr>
-        <w:jc w:val="right"/>
-        <w:rPr>
-          <w:lang w:bidi="ar-OM"/>
-        </w:rPr>
-      </w:pPr>
-    </w:p>
-    <w:p>
-      <w:pPr>
-        <w:jc w:val="right"/>
-        <w:rPr>
-          <w:lang w:bidi="ar-OM"/>
-        </w:rPr>
-      </w:pPr>
-    </w:p>
-    <w:p>
-      <w:pPr>
-        <w:jc w:val="right"/>
-        <w:rPr>
-          <w:lang w:bidi="ar-OM"/>
-        </w:rPr>
-      </w:pPr>
-    </w:p>
-    <w:p>
-      <w:pPr>
-        <w:jc w:val="right"/>
-        <w:rPr>
-          <w:lang w:bidi="ar-OM"/>
-        </w:rPr>
-      </w:pPr>
-    </w:p>
-    <w:p>
-      <w:pPr>
-        <w:jc w:val="right"/>
-        <w:rPr>
-          <w:lang w:bidi="ar-OM"/>
-        </w:rPr>
-      </w:pPr>
-    </w:p>
-    <w:p>
-      <w:pPr>
-        <w:jc w:val="right"/>
-        <w:rPr>
-          <w:lang w:bidi="ar-OM"/>
-        </w:rPr>
-      </w:pPr>
-    </w:p>
-    <w:p>
-      <w:pPr>
         <w:rPr>
           <w:lang w:bidi="ar-OM"/>
         </w:rPr>
@@ -3476,6 +3427,7 @@
           <w:rtl/>
           <w:lang w:bidi="ar-OM"/>
         </w:rPr>
+        <w:lastRenderedPageBreak/>
         <w:t xml:space="preserve">اتجاه عمل الويب </w:t>
       </w:r>
       <w:proofErr w:type="gramStart"/>
@@ -3573,22 +3525,6 @@
     </w:p>
     <w:p>
       <w:pPr>
-        <w:rPr>
-          <w:rtl/>
-          <w:lang w:bidi="ar-OM"/>
-        </w:rPr>
-      </w:pPr>
-    </w:p>
-    <w:p>
-      <w:pPr>
-        <w:rPr>
-          <w:rtl/>
-          <w:lang w:bidi="ar-OM"/>
-        </w:rPr>
-      </w:pPr>
-    </w:p>
-    <w:p>
-      <w:pPr>
         <w:tabs>
           <w:tab w:val="left" w:pos="6025"/>
         </w:tabs>
@@ -3626,7 +3562,6 @@
           <w:tab w:val="left" w:pos="6025"/>
         </w:tabs>
         <w:rPr>
-          <w:rtl/>
           <w:lang w:bidi="ar-OM"/>
         </w:rPr>
       </w:pPr>
@@ -3637,6 +3572,46 @@
           <w:tab w:val="left" w:pos="6025"/>
         </w:tabs>
         <w:rPr>
+          <w:lang w:bidi="ar-OM"/>
+        </w:rPr>
+      </w:pPr>
+    </w:p>
+    <w:p>
+      <w:pPr>
+        <w:tabs>
+          <w:tab w:val="left" w:pos="6025"/>
+        </w:tabs>
+        <w:rPr>
+          <w:lang w:bidi="ar-OM"/>
+        </w:rPr>
+      </w:pPr>
+    </w:p>
+    <w:p>
+      <w:pPr>
+        <w:tabs>
+          <w:tab w:val="left" w:pos="6025"/>
+        </w:tabs>
+        <w:rPr>
+          <w:lang w:bidi="ar-OM"/>
+        </w:rPr>
+      </w:pPr>
+    </w:p>
+    <w:p>
+      <w:pPr>
+        <w:tabs>
+          <w:tab w:val="left" w:pos="6025"/>
+        </w:tabs>
+        <w:rPr>
+          <w:lang w:bidi="ar-OM"/>
+        </w:rPr>
+      </w:pPr>
+    </w:p>
+    <w:p>
+      <w:pPr>
+        <w:tabs>
+          <w:tab w:val="left" w:pos="6025"/>
+        </w:tabs>
+        <w:rPr>
           <w:rtl/>
           <w:lang w:bidi="ar-OM"/>
         </w:rPr>
@@ -3657,18 +3632,17 @@
           <w:rtl/>
           <w:lang w:bidi="ar-OM"/>
         </w:rPr>
+        <w:lastRenderedPageBreak/>
         <w:t xml:space="preserve">نظام تسجيل </w:t>
       </w:r>
-      <w:proofErr w:type="gramStart"/>
       <w:r>
         <w:rPr>
           <w:rFonts w:hint="cs"/>
           <w:rtl/>
           <w:lang w:bidi="ar-OM"/>
         </w:rPr>
-        <w:t>الدخول :</w:t>
-      </w:r>
-      <w:proofErr w:type="gramEnd"/>
+        <w:t>الدخول:</w:t>
+      </w:r>
       <w:r>
         <w:rPr>
           <w:rFonts w:hint="cs"/>
@@ -3685,7 +3659,6 @@
         </w:tabs>
         <w:jc w:val="right"/>
         <w:rPr>
-          <w:rFonts w:hint="cs"/>
           <w:rtl/>
           <w:lang w:val="en-GB" w:bidi="ar-OM"/>
         </w:rPr>
@@ -3747,11 +3720,15 @@
           <w:tab w:val="left" w:pos="6025"/>
         </w:tabs>
         <w:rPr>
-          <w:lang w:bidi="ar-OM"/>
-        </w:rPr>
-      </w:pPr>
-      <w:r>
-        <w:rPr>
+          <w:b/>
+          <w:bCs/>
+          <w:lang w:bidi="ar-OM"/>
+        </w:rPr>
+      </w:pPr>
+      <w:r>
+        <w:rPr>
+          <w:b/>
+          <w:bCs/>
           <w:lang w:bidi="ar-OM"/>
         </w:rPr>
         <w:t>Step 1 — User logs in</w:t>
@@ -3763,11 +3740,13 @@
           <w:tab w:val="left" w:pos="6025"/>
         </w:tabs>
         <w:rPr>
-          <w:lang w:bidi="ar-OM"/>
-        </w:rPr>
-      </w:pPr>
-      <w:r>
-        <w:rPr>
+          <w:color w:val="0070C0"/>
+          <w:lang w:bidi="ar-OM"/>
+        </w:rPr>
+      </w:pPr>
+      <w:r>
+        <w:rPr>
+          <w:color w:val="0070C0"/>
           <w:lang w:bidi="ar-OM"/>
         </w:rPr>
         <w:t>File: components/login/</w:t>
@@ -3782,6 +3761,12 @@
           <w:lang w:bidi="ar-OM"/>
         </w:rPr>
       </w:pPr>
+      <w:r>
+        <w:rPr>
+          <w:lang w:bidi="ar-OM"/>
+        </w:rPr>
+        <w:t>User types username + password and hits submit</w:t>
+      </w:r>
     </w:p>
     <w:p>
       <w:pPr>
@@ -3796,7 +3781,21 @@
         <w:rPr>
           <w:lang w:bidi="ar-OM"/>
         </w:rPr>
-        <w:t>User types username + password and hits submit</w:t>
+        <w:t xml:space="preserve">The login component calls </w:t>
+      </w:r>
+      <w:proofErr w:type="spellStart"/>
+      <w:r>
+        <w:rPr>
+          <w:lang w:bidi="ar-OM"/>
+        </w:rPr>
+        <w:t>authService.login</w:t>
+      </w:r>
+      <w:proofErr w:type="spellEnd"/>
+      <w:r>
+        <w:rPr>
+          <w:lang w:bidi="ar-OM"/>
+        </w:rPr>
+        <w:t>()</w:t>
       </w:r>
     </w:p>
     <w:p>
@@ -3805,28 +3804,18 @@
           <w:tab w:val="left" w:pos="6025"/>
         </w:tabs>
         <w:rPr>
-          <w:lang w:bidi="ar-OM"/>
-        </w:rPr>
-      </w:pPr>
-      <w:r>
-        <w:rPr>
-          <w:lang w:bidi="ar-OM"/>
-        </w:rPr>
-        <w:t xml:space="preserve">The login component calls </w:t>
-      </w:r>
-      <w:proofErr w:type="spellStart"/>
-      <w:r>
-        <w:rPr>
-          <w:lang w:bidi="ar-OM"/>
-        </w:rPr>
-        <w:t>authService.login</w:t>
-      </w:r>
-      <w:proofErr w:type="spellEnd"/>
-      <w:r>
-        <w:rPr>
-          <w:lang w:bidi="ar-OM"/>
-        </w:rPr>
-        <w:t>()</w:t>
+          <w:b/>
+          <w:bCs/>
+          <w:lang w:bidi="ar-OM"/>
+        </w:rPr>
+      </w:pPr>
+      <w:r>
+        <w:rPr>
+          <w:b/>
+          <w:bCs/>
+          <w:lang w:bidi="ar-OM"/>
+        </w:rPr>
+        <w:t>Step 2 — Backend creates the Token with Claims</w:t>
       </w:r>
     </w:p>
     <w:p>
@@ -3835,15 +3824,26 @@
           <w:tab w:val="left" w:pos="6025"/>
         </w:tabs>
         <w:rPr>
-          <w:lang w:bidi="ar-OM"/>
-        </w:rPr>
-      </w:pPr>
-      <w:r>
-        <w:rPr>
-          <w:lang w:bidi="ar-OM"/>
-        </w:rPr>
-        <w:t>Step 2 — Backend creates the Token with Claims</w:t>
-      </w:r>
+          <w:color w:val="0070C0"/>
+          <w:lang w:bidi="ar-OM"/>
+        </w:rPr>
+      </w:pPr>
+      <w:r>
+        <w:rPr>
+          <w:color w:val="0070C0"/>
+          <w:lang w:bidi="ar-OM"/>
+        </w:rPr>
+        <w:t>File: Services/</w:t>
+      </w:r>
+      <w:proofErr w:type="spellStart"/>
+      <w:r>
+        <w:rPr>
+          <w:color w:val="0070C0"/>
+          <w:lang w:bidi="ar-OM"/>
+        </w:rPr>
+        <w:t>AuthService.cs</w:t>
+      </w:r>
+      <w:proofErr w:type="spellEnd"/>
     </w:p>
     <w:p>
       <w:pPr>
@@ -3854,20 +3854,28 @@
           <w:lang w:bidi="ar-OM"/>
         </w:rPr>
       </w:pPr>
-      <w:r>
-        <w:rPr>
-          <w:lang w:bidi="ar-OM"/>
-        </w:rPr>
-        <w:t>File: Services/</w:t>
-      </w:r>
       <w:proofErr w:type="spellStart"/>
-      <w:r>
-        <w:rPr>
-          <w:lang w:bidi="ar-OM"/>
-        </w:rPr>
-        <w:t>AuthService.cs</w:t>
+      <w:proofErr w:type="gramStart"/>
+      <w:r>
+        <w:rPr>
+          <w:lang w:bidi="ar-OM"/>
+        </w:rPr>
+        <w:t>LoginAsync</w:t>
       </w:r>
       <w:proofErr w:type="spellEnd"/>
+      <w:r>
+        <w:rPr>
+          <w:lang w:bidi="ar-OM"/>
+        </w:rPr>
+        <w:t>(</w:t>
+      </w:r>
+      <w:proofErr w:type="gramEnd"/>
+      <w:r>
+        <w:rPr>
+          <w:lang w:bidi="ar-OM"/>
+        </w:rPr>
+        <w:t>) finds the user in the database</w:t>
+      </w:r>
     </w:p>
     <w:p>
       <w:pPr>
@@ -3878,6 +3886,28 @@
           <w:lang w:bidi="ar-OM"/>
         </w:rPr>
       </w:pPr>
+      <w:proofErr w:type="spellStart"/>
+      <w:proofErr w:type="gramStart"/>
+      <w:r>
+        <w:rPr>
+          <w:lang w:bidi="ar-OM"/>
+        </w:rPr>
+        <w:t>GenerateJwtAsync</w:t>
+      </w:r>
+      <w:proofErr w:type="spellEnd"/>
+      <w:r>
+        <w:rPr>
+          <w:lang w:bidi="ar-OM"/>
+        </w:rPr>
+        <w:t>(</w:t>
+      </w:r>
+      <w:proofErr w:type="gramEnd"/>
+      <w:r>
+        <w:rPr>
+          <w:lang w:bidi="ar-OM"/>
+        </w:rPr>
+        <w:t>) builds the token and puts claims inside it:</w:t>
+      </w:r>
     </w:p>
     <w:p>
       <w:pPr>
@@ -3888,28 +3918,6 @@
           <w:lang w:bidi="ar-OM"/>
         </w:rPr>
       </w:pPr>
-      <w:proofErr w:type="spellStart"/>
-      <w:proofErr w:type="gramStart"/>
-      <w:r>
-        <w:rPr>
-          <w:lang w:bidi="ar-OM"/>
-        </w:rPr>
-        <w:t>LoginAsync</w:t>
-      </w:r>
-      <w:proofErr w:type="spellEnd"/>
-      <w:r>
-        <w:rPr>
-          <w:lang w:bidi="ar-OM"/>
-        </w:rPr>
-        <w:t>(</w:t>
-      </w:r>
-      <w:proofErr w:type="gramEnd"/>
-      <w:r>
-        <w:rPr>
-          <w:lang w:bidi="ar-OM"/>
-        </w:rPr>
-        <w:t>) finds the user in the database</w:t>
-      </w:r>
     </w:p>
     <w:p>
       <w:pPr>
@@ -3920,27 +3928,39 @@
           <w:lang w:bidi="ar-OM"/>
         </w:rPr>
       </w:pPr>
-      <w:proofErr w:type="spellStart"/>
+      <w:r>
+        <w:rPr>
+          <w:lang w:bidi="ar-OM"/>
+        </w:rPr>
+        <w:t>new </w:t>
+      </w:r>
       <w:proofErr w:type="gramStart"/>
       <w:r>
         <w:rPr>
           <w:lang w:bidi="ar-OM"/>
         </w:rPr>
-        <w:t>GenerateJwtAsync</w:t>
-      </w:r>
-      <w:proofErr w:type="spellEnd"/>
-      <w:r>
-        <w:rPr>
-          <w:lang w:bidi="ar-OM"/>
-        </w:rPr>
-        <w:t>(</w:t>
+        <w:t>Claim(</w:t>
       </w:r>
       <w:proofErr w:type="gramEnd"/>
       <w:r>
         <w:rPr>
           <w:lang w:bidi="ar-OM"/>
         </w:rPr>
-        <w:t>) builds the token and puts claims inside it:</w:t>
+        <w:t>ClaimTypes.NameIdentifier, user.Id.ToString())  // Idnew Claim(ClaimTypes.Name, user.UserName!)                 // Usernamenew </w:t>
+      </w:r>
+      <w:proofErr w:type="gramStart"/>
+      <w:r>
+        <w:rPr>
+          <w:lang w:bidi="ar-OM"/>
+        </w:rPr>
+        <w:t>Claim(</w:t>
+      </w:r>
+      <w:proofErr w:type="gramEnd"/>
+      <w:r>
+        <w:rPr>
+          <w:lang w:bidi="ar-OM"/>
+        </w:rPr>
+        <w:t>ClaimTypes.Role, role)                           // Role</w:t>
       </w:r>
     </w:p>
     <w:p>
@@ -3949,9 +3969,19 @@
           <w:tab w:val="left" w:pos="6025"/>
         </w:tabs>
         <w:rPr>
-          <w:lang w:bidi="ar-OM"/>
-        </w:rPr>
-      </w:pPr>
+          <w:b/>
+          <w:bCs/>
+          <w:lang w:bidi="ar-OM"/>
+        </w:rPr>
+      </w:pPr>
+      <w:r>
+        <w:rPr>
+          <w:b/>
+          <w:bCs/>
+          <w:lang w:bidi="ar-OM"/>
+        </w:rPr>
+        <w:t>Step 3 — Token sent to frontend</w:t>
+      </w:r>
     </w:p>
     <w:p>
       <w:pPr>
@@ -3959,44 +3989,42 @@
           <w:tab w:val="left" w:pos="6025"/>
         </w:tabs>
         <w:rPr>
-          <w:lang w:bidi="ar-OM"/>
-        </w:rPr>
-      </w:pPr>
-      <w:r>
-        <w:rPr>
-          <w:lang w:bidi="ar-OM"/>
-        </w:rPr>
-        <w:lastRenderedPageBreak/>
-        <w:t>new </w:t>
-      </w:r>
-      <w:proofErr w:type="gramStart"/>
-      <w:r>
-        <w:rPr>
-          <w:lang w:bidi="ar-OM"/>
-        </w:rPr>
-        <w:t>Claim(</w:t>
-      </w:r>
-      <w:proofErr w:type="gramEnd"/>
-      <w:r>
-        <w:rPr>
-          <w:lang w:bidi="ar-OM"/>
-        </w:rPr>
-        <w:t>ClaimTypes.NameIdentifier, user.Id.ToString())  // Idnew Claim(ClaimTypes.Name, user.UserName!)                 // Usernamenew </w:t>
-      </w:r>
-      <w:proofErr w:type="gramStart"/>
-      <w:r>
-        <w:rPr>
-          <w:lang w:bidi="ar-OM"/>
-        </w:rPr>
-        <w:t>Claim(</w:t>
-      </w:r>
-      <w:proofErr w:type="gramEnd"/>
-      <w:r>
-        <w:rPr>
-          <w:lang w:bidi="ar-OM"/>
-        </w:rPr>
-        <w:t>ClaimTypes.Role, role)                           // Role</w:t>
-      </w:r>
+          <w:color w:val="0070C0"/>
+          <w:lang w:bidi="ar-OM"/>
+        </w:rPr>
+      </w:pPr>
+      <w:r>
+        <w:rPr>
+          <w:color w:val="0070C0"/>
+          <w:lang w:bidi="ar-OM"/>
+        </w:rPr>
+        <w:t>File: Services/</w:t>
+      </w:r>
+      <w:proofErr w:type="spellStart"/>
+      <w:r>
+        <w:rPr>
+          <w:color w:val="0070C0"/>
+          <w:lang w:bidi="ar-OM"/>
+        </w:rPr>
+        <w:t>AuthService.cs</w:t>
+      </w:r>
+      <w:proofErr w:type="spellEnd"/>
+      <w:r>
+        <w:rPr>
+          <w:color w:val="0070C0"/>
+          <w:lang w:bidi="ar-OM"/>
+        </w:rPr>
+        <w:t xml:space="preserve"> → services/</w:t>
+      </w:r>
+      <w:proofErr w:type="spellStart"/>
+      <w:r>
+        <w:rPr>
+          <w:color w:val="0070C0"/>
+          <w:lang w:bidi="ar-OM"/>
+        </w:rPr>
+        <w:t>auth.service.ts</w:t>
+      </w:r>
+      <w:proofErr w:type="spellEnd"/>
     </w:p>
     <w:p>
       <w:pPr>
@@ -4011,7 +4039,21 @@
         <w:rPr>
           <w:lang w:bidi="ar-OM"/>
         </w:rPr>
-        <w:t>Step 3 — Token sent to frontend</w:t>
+        <w:t xml:space="preserve">Backend returns </w:t>
+      </w:r>
+      <w:proofErr w:type="spellStart"/>
+      <w:r>
+        <w:rPr>
+          <w:lang w:bidi="ar-OM"/>
+        </w:rPr>
+        <w:t>AuthResponseDto</w:t>
+      </w:r>
+      <w:proofErr w:type="spellEnd"/>
+      <w:r>
+        <w:rPr>
+          <w:lang w:bidi="ar-OM"/>
+        </w:rPr>
+        <w:t xml:space="preserve"> containing the token</w:t>
       </w:r>
     </w:p>
     <w:p>
@@ -4023,34 +4065,43 @@
           <w:lang w:bidi="ar-OM"/>
         </w:rPr>
       </w:pPr>
-      <w:r>
-        <w:rPr>
-          <w:lang w:bidi="ar-OM"/>
-        </w:rPr>
-        <w:t>File: Services/</w:t>
-      </w:r>
       <w:proofErr w:type="spellStart"/>
-      <w:r>
-        <w:rPr>
-          <w:lang w:bidi="ar-OM"/>
-        </w:rPr>
-        <w:t>AuthService.cs</w:t>
+      <w:proofErr w:type="gramStart"/>
+      <w:r>
+        <w:rPr>
+          <w:lang w:bidi="ar-OM"/>
+        </w:rPr>
+        <w:lastRenderedPageBreak/>
+        <w:t>auth.service</w:t>
+      </w:r>
+      <w:proofErr w:type="gramEnd"/>
+      <w:r>
+        <w:rPr>
+          <w:lang w:bidi="ar-OM"/>
+        </w:rPr>
+        <w:t>.ts</w:t>
       </w:r>
       <w:proofErr w:type="spellEnd"/>
       <w:r>
         <w:rPr>
           <w:lang w:bidi="ar-OM"/>
         </w:rPr>
-        <w:t xml:space="preserve"> → services/</w:t>
+        <w:t xml:space="preserve"> saves it in </w:t>
       </w:r>
       <w:proofErr w:type="spellStart"/>
       <w:r>
         <w:rPr>
           <w:lang w:bidi="ar-OM"/>
         </w:rPr>
-        <w:t>auth.service.ts</w:t>
+        <w:t>localStorage</w:t>
       </w:r>
       <w:proofErr w:type="spellEnd"/>
+      <w:r>
+        <w:rPr>
+          <w:lang w:bidi="ar-OM"/>
+        </w:rPr>
+        <w:t>:</w:t>
+      </w:r>
     </w:p>
     <w:p>
       <w:pPr>
@@ -4061,6 +4112,48 @@
           <w:lang w:bidi="ar-OM"/>
         </w:rPr>
       </w:pPr>
+      <w:proofErr w:type="spellStart"/>
+      <w:r>
+        <w:rPr>
+          <w:lang w:bidi="ar-OM"/>
+        </w:rPr>
+        <w:t>localStorage.setItem</w:t>
+      </w:r>
+      <w:proofErr w:type="spellEnd"/>
+      <w:r>
+        <w:rPr>
+          <w:lang w:bidi="ar-OM"/>
+        </w:rPr>
+        <w:t>('</w:t>
+      </w:r>
+      <w:proofErr w:type="spellStart"/>
+      <w:r>
+        <w:rPr>
+          <w:lang w:bidi="ar-OM"/>
+        </w:rPr>
+        <w:t>auth_user</w:t>
+      </w:r>
+      <w:proofErr w:type="spellEnd"/>
+      <w:r>
+        <w:rPr>
+          <w:lang w:bidi="ar-OM"/>
+        </w:rPr>
+        <w:t>', </w:t>
+      </w:r>
+      <w:proofErr w:type="spellStart"/>
+      <w:r>
+        <w:rPr>
+          <w:lang w:bidi="ar-OM"/>
+        </w:rPr>
+        <w:t>JSON.stringify</w:t>
+      </w:r>
+      <w:proofErr w:type="spellEnd"/>
+      <w:r>
+        <w:rPr>
+          <w:lang w:bidi="ar-OM"/>
+        </w:rPr>
+        <w:t>(res))</w:t>
+      </w:r>
     </w:p>
     <w:p>
       <w:pPr>
@@ -4068,28 +4161,18 @@
           <w:tab w:val="left" w:pos="6025"/>
         </w:tabs>
         <w:rPr>
-          <w:lang w:bidi="ar-OM"/>
-        </w:rPr>
-      </w:pPr>
-      <w:r>
-        <w:rPr>
-          <w:lang w:bidi="ar-OM"/>
-        </w:rPr>
-        <w:t xml:space="preserve">Backend returns </w:t>
-      </w:r>
-      <w:proofErr w:type="spellStart"/>
-      <w:r>
-        <w:rPr>
-          <w:lang w:bidi="ar-OM"/>
-        </w:rPr>
-        <w:t>AuthResponseDto</w:t>
-      </w:r>
-      <w:proofErr w:type="spellEnd"/>
-      <w:r>
-        <w:rPr>
-          <w:lang w:bidi="ar-OM"/>
-        </w:rPr>
-        <w:t xml:space="preserve"> containing the token</w:t>
+          <w:b/>
+          <w:bCs/>
+          <w:lang w:bidi="ar-OM"/>
+        </w:rPr>
+      </w:pPr>
+      <w:r>
+        <w:rPr>
+          <w:b/>
+          <w:bCs/>
+          <w:lang w:bidi="ar-OM"/>
+        </w:rPr>
+        <w:t>Step 4 — Token attached to every request automatically</w:t>
       </w:r>
     </w:p>
     <w:p>
@@ -4098,45 +4181,26 @@
           <w:tab w:val="left" w:pos="6025"/>
         </w:tabs>
         <w:rPr>
-          <w:lang w:bidi="ar-OM"/>
-        </w:rPr>
-      </w:pPr>
+          <w:color w:val="0070C0"/>
+          <w:lang w:bidi="ar-OM"/>
+        </w:rPr>
+      </w:pPr>
+      <w:r>
+        <w:rPr>
+          <w:color w:val="0070C0"/>
+          <w:lang w:bidi="ar-OM"/>
+        </w:rPr>
+        <w:t>File: interceptors/auth-</w:t>
+      </w:r>
       <w:proofErr w:type="spellStart"/>
-      <w:proofErr w:type="gramStart"/>
-      <w:r>
-        <w:rPr>
-          <w:lang w:bidi="ar-OM"/>
-        </w:rPr>
-        <w:t>auth.service</w:t>
-      </w:r>
-      <w:proofErr w:type="gramEnd"/>
-      <w:r>
-        <w:rPr>
-          <w:lang w:bidi="ar-OM"/>
-        </w:rPr>
-        <w:t>.ts</w:t>
+      <w:r>
+        <w:rPr>
+          <w:color w:val="0070C0"/>
+          <w:lang w:bidi="ar-OM"/>
+        </w:rPr>
+        <w:t>interceptor.ts</w:t>
       </w:r>
       <w:proofErr w:type="spellEnd"/>
-      <w:r>
-        <w:rPr>
-          <w:lang w:bidi="ar-OM"/>
-        </w:rPr>
-        <w:t xml:space="preserve"> saves it in </w:t>
-      </w:r>
-      <w:proofErr w:type="spellStart"/>
-      <w:r>
-        <w:rPr>
-          <w:lang w:bidi="ar-OM"/>
-        </w:rPr>
-        <w:t>localStorage</w:t>
-      </w:r>
-      <w:proofErr w:type="spellEnd"/>
-      <w:r>
-        <w:rPr>
-          <w:lang w:bidi="ar-OM"/>
-        </w:rPr>
-        <w:t>:</w:t>
-      </w:r>
     </w:p>
     <w:p>
       <w:pPr>
@@ -4147,6 +4211,12 @@
           <w:lang w:bidi="ar-OM"/>
         </w:rPr>
       </w:pPr>
+      <w:r>
+        <w:rPr>
+          <w:lang w:bidi="ar-OM"/>
+        </w:rPr>
+        <w:t>Every HTTP request passes through this interceptor</w:t>
+      </w:r>
     </w:p>
     <w:p>
       <w:pPr>
@@ -4157,47 +4227,25 @@
           <w:lang w:bidi="ar-OM"/>
         </w:rPr>
       </w:pPr>
+      <w:r>
+        <w:rPr>
+          <w:lang w:bidi="ar-OM"/>
+        </w:rPr>
+        <w:t xml:space="preserve">It reads the token from </w:t>
+      </w:r>
       <w:proofErr w:type="spellStart"/>
       <w:r>
         <w:rPr>
           <w:lang w:bidi="ar-OM"/>
         </w:rPr>
-        <w:t>localStorage.setItem</w:t>
+        <w:t>AuthService</w:t>
       </w:r>
       <w:proofErr w:type="spellEnd"/>
       <w:r>
         <w:rPr>
           <w:lang w:bidi="ar-OM"/>
         </w:rPr>
-        <w:t>('</w:t>
-      </w:r>
-      <w:proofErr w:type="spellStart"/>
-      <w:r>
-        <w:rPr>
-          <w:lang w:bidi="ar-OM"/>
-        </w:rPr>
-        <w:t>auth_user</w:t>
-      </w:r>
-      <w:proofErr w:type="spellEnd"/>
-      <w:r>
-        <w:rPr>
-          <w:lang w:bidi="ar-OM"/>
-        </w:rPr>
-        <w:t>', </w:t>
-      </w:r>
-      <w:proofErr w:type="spellStart"/>
-      <w:r>
-        <w:rPr>
-          <w:lang w:bidi="ar-OM"/>
-        </w:rPr>
-        <w:t>JSON.stringify</w:t>
-      </w:r>
-      <w:proofErr w:type="spellEnd"/>
-      <w:r>
-        <w:rPr>
-          <w:lang w:bidi="ar-OM"/>
-        </w:rPr>
-        <w:t>(res))</w:t>
+        <w:t xml:space="preserve"> and adds it to the header:</w:t>
       </w:r>
     </w:p>
     <w:p>
@@ -4213,7 +4261,21 @@
         <w:rPr>
           <w:lang w:bidi="ar-OM"/>
         </w:rPr>
-        <w:t>Step 4 — Token attached to every request automatically</w:t>
+        <w:t>Authorization: Bearer </w:t>
+      </w:r>
+      <w:proofErr w:type="spellStart"/>
+      <w:r>
+        <w:rPr>
+          <w:lang w:bidi="ar-OM"/>
+        </w:rPr>
+        <w:t>eyJhbGci</w:t>
+      </w:r>
+      <w:proofErr w:type="spellEnd"/>
+      <w:r>
+        <w:rPr>
+          <w:lang w:bidi="ar-OM"/>
+        </w:rPr>
+        <w:t>...</w:t>
       </w:r>
     </w:p>
     <w:p>
@@ -4222,23 +4284,19 @@
           <w:tab w:val="left" w:pos="6025"/>
         </w:tabs>
         <w:rPr>
-          <w:lang w:bidi="ar-OM"/>
-        </w:rPr>
-      </w:pPr>
-      <w:r>
-        <w:rPr>
-          <w:lang w:bidi="ar-OM"/>
-        </w:rPr>
-        <w:t>File: interceptors/auth-</w:t>
-      </w:r>
-      <w:proofErr w:type="spellStart"/>
-      <w:r>
-        <w:rPr>
-          <w:lang w:bidi="ar-OM"/>
-        </w:rPr>
-        <w:t>interceptor.ts</w:t>
-      </w:r>
-      <w:proofErr w:type="spellEnd"/>
+          <w:b/>
+          <w:bCs/>
+          <w:lang w:bidi="ar-OM"/>
+        </w:rPr>
+      </w:pPr>
+      <w:r>
+        <w:rPr>
+          <w:b/>
+          <w:bCs/>
+          <w:lang w:bidi="ar-OM"/>
+        </w:rPr>
+        <w:t>Step 5 — Backend receives request and opens the token</w:t>
+      </w:r>
     </w:p>
     <w:p>
       <w:pPr>
@@ -4249,6 +4307,35 @@
           <w:lang w:bidi="ar-OM"/>
         </w:rPr>
       </w:pPr>
+      <w:r>
+        <w:rPr>
+          <w:color w:val="0070C0"/>
+          <w:lang w:bidi="ar-OM"/>
+        </w:rPr>
+        <w:t xml:space="preserve">File: </w:t>
+      </w:r>
+      <w:proofErr w:type="spellStart"/>
+      <w:r>
+        <w:rPr>
+          <w:color w:val="0070C0"/>
+          <w:lang w:bidi="ar-OM"/>
+        </w:rPr>
+        <w:t>Program.cs</w:t>
+      </w:r>
+      <w:proofErr w:type="spellEnd"/>
+      <w:r>
+        <w:rPr>
+          <w:color w:val="0070C0"/>
+          <w:lang w:bidi="ar-OM"/>
+        </w:rPr>
+        <w:t xml:space="preserve"> </w:t>
+      </w:r>
+      <w:r>
+        <w:rPr>
+          <w:lang w:bidi="ar-OM"/>
+        </w:rPr>
+        <w:t>(JWT middleware configured here)</w:t>
+      </w:r>
     </w:p>
     <w:p>
       <w:pPr>
@@ -4263,7 +4350,7 @@
         <w:rPr>
           <w:lang w:bidi="ar-OM"/>
         </w:rPr>
-        <w:t>Every HTTP request passes through this interceptor</w:t>
+        <w:t>ASP.NET automatically validates the token signature</w:t>
       </w:r>
     </w:p>
     <w:p>
@@ -4279,21 +4366,7 @@
         <w:rPr>
           <w:lang w:bidi="ar-OM"/>
         </w:rPr>
-        <w:t xml:space="preserve">It reads the token from </w:t>
-      </w:r>
-      <w:proofErr w:type="spellStart"/>
-      <w:r>
-        <w:rPr>
-          <w:lang w:bidi="ar-OM"/>
-        </w:rPr>
-        <w:t>AuthService</w:t>
-      </w:r>
-      <w:proofErr w:type="spellEnd"/>
-      <w:r>
-        <w:rPr>
-          <w:lang w:bidi="ar-OM"/>
-        </w:rPr>
-        <w:t xml:space="preserve"> and adds it to the header:</w:t>
+        <w:t>If valid → extracts all claims and makes them available via User</w:t>
       </w:r>
     </w:p>
     <w:p>
@@ -4302,9 +4375,19 @@
           <w:tab w:val="left" w:pos="6025"/>
         </w:tabs>
         <w:rPr>
-          <w:lang w:bidi="ar-OM"/>
-        </w:rPr>
-      </w:pPr>
+          <w:b/>
+          <w:bCs/>
+          <w:lang w:bidi="ar-OM"/>
+        </w:rPr>
+      </w:pPr>
+      <w:r>
+        <w:rPr>
+          <w:b/>
+          <w:bCs/>
+          <w:lang w:bidi="ar-OM"/>
+        </w:rPr>
+        <w:t>Step 6 — Controller reads the claims</w:t>
+      </w:r>
     </w:p>
     <w:p>
       <w:pPr>
@@ -4312,29 +4395,26 @@
           <w:tab w:val="left" w:pos="6025"/>
         </w:tabs>
         <w:rPr>
-          <w:lang w:bidi="ar-OM"/>
-        </w:rPr>
-      </w:pPr>
-      <w:r>
-        <w:rPr>
-          <w:lang w:bidi="ar-OM"/>
-        </w:rPr>
-        <w:t>Authorization: Bearer </w:t>
+          <w:color w:val="0070C0"/>
+          <w:lang w:bidi="ar-OM"/>
+        </w:rPr>
+      </w:pPr>
+      <w:r>
+        <w:rPr>
+          <w:color w:val="0070C0"/>
+          <w:lang w:bidi="ar-OM"/>
+        </w:rPr>
+        <w:t>File: Controller/</w:t>
       </w:r>
       <w:proofErr w:type="spellStart"/>
       <w:r>
         <w:rPr>
-          <w:lang w:bidi="ar-OM"/>
-        </w:rPr>
-        <w:t>eyJhbGci</w:t>
+          <w:color w:val="0070C0"/>
+          <w:lang w:bidi="ar-OM"/>
+        </w:rPr>
+        <w:t>UserRequestedYN.cs</w:t>
       </w:r>
       <w:proofErr w:type="spellEnd"/>
-      <w:r>
-        <w:rPr>
-          <w:lang w:bidi="ar-OM"/>
-        </w:rPr>
-        <w:t>...</w:t>
-      </w:r>
     </w:p>
     <w:p>
       <w:pPr>
@@ -4349,7 +4429,19 @@
         <w:rPr>
           <w:lang w:bidi="ar-OM"/>
         </w:rPr>
-        <w:t>Step 5 — Backend receives request and opens the token</w:t>
+        <w:t>[</w:t>
+      </w:r>
+      <w:r>
+        <w:rPr>
+          <w:lang w:bidi="ar-OM"/>
+        </w:rPr>
+        <w:t>Authorize (</w:t>
+      </w:r>
+      <w:r>
+        <w:rPr>
+          <w:lang w:bidi="ar-OM"/>
+        </w:rPr>
+        <w:t>Roles = "User")] → checks the Role claim automatically</w:t>
       </w:r>
     </w:p>
     <w:p>
@@ -4361,25 +4453,33 @@
           <w:lang w:bidi="ar-OM"/>
         </w:rPr>
       </w:pPr>
-      <w:r>
-        <w:rPr>
-          <w:lang w:bidi="ar-OM"/>
-        </w:rPr>
-        <w:t xml:space="preserve">File: </w:t>
-      </w:r>
       <w:proofErr w:type="spellStart"/>
       <w:r>
         <w:rPr>
           <w:lang w:bidi="ar-OM"/>
         </w:rPr>
-        <w:t>Program.cs</w:t>
+        <w:t>User.FindFirstValue</w:t>
       </w:r>
       <w:proofErr w:type="spellEnd"/>
       <w:r>
         <w:rPr>
           <w:lang w:bidi="ar-OM"/>
         </w:rPr>
-        <w:t xml:space="preserve"> (JWT middleware configured here)</w:t>
+        <w:t>(</w:t>
+      </w:r>
+      <w:proofErr w:type="spellStart"/>
+      <w:r>
+        <w:rPr>
+          <w:lang w:bidi="ar-OM"/>
+        </w:rPr>
+        <w:t>ClaimTypes.NameIdentifier</w:t>
+      </w:r>
+      <w:proofErr w:type="spellEnd"/>
+      <w:r>
+        <w:rPr>
+          <w:lang w:bidi="ar-OM"/>
+        </w:rPr>
+        <w:t>) → reads the Id claim:</w:t>
       </w:r>
     </w:p>
     <w:p>
@@ -4391,6 +4491,26 @@
           <w:lang w:bidi="ar-OM"/>
         </w:rPr>
       </w:pPr>
+      <w:r>
+        <w:rPr>
+          <w:lang w:bidi="ar-OM"/>
+        </w:rPr>
+        <w:t>var userId = </w:t>
+      </w:r>
+      <w:proofErr w:type="gramStart"/>
+      <w:r>
+        <w:rPr>
+          <w:lang w:bidi="ar-OM"/>
+        </w:rPr>
+        <w:t>int.Parse</w:t>
+      </w:r>
+      <w:proofErr w:type="gramEnd"/>
+      <w:r>
+        <w:rPr>
+          <w:lang w:bidi="ar-OM"/>
+        </w:rPr>
+        <w:t>(    User.FindFirstValue(ClaimTypes.NameIdentifier)!);</w:t>
+      </w:r>
     </w:p>
     <w:p>
       <w:pPr>
@@ -4398,14 +4518,18 @@
           <w:tab w:val="left" w:pos="6025"/>
         </w:tabs>
         <w:rPr>
-          <w:lang w:bidi="ar-OM"/>
-        </w:rPr>
-      </w:pPr>
-      <w:r>
-        <w:rPr>
-          <w:lang w:bidi="ar-OM"/>
-        </w:rPr>
-        <w:t>ASP.NET automatically validates the token signature</w:t>
+          <w:b/>
+          <w:bCs/>
+          <w:lang w:bidi="ar-OM"/>
+        </w:rPr>
+      </w:pPr>
+      <w:r>
+        <w:rPr>
+          <w:b/>
+          <w:bCs/>
+          <w:lang w:bidi="ar-OM"/>
+        </w:rPr>
+        <w:t>Step 7 — Data returned only for that user</w:t>
       </w:r>
     </w:p>
     <w:p>
@@ -4421,8 +4545,30 @@
         <w:rPr>
           <w:lang w:bidi="ar-OM"/>
         </w:rPr>
-        <w:t>If valid → extracts all claims and makes them available via User</w:t>
-      </w:r>
+        <w:t>File: Controller/</w:t>
+      </w:r>
+      <w:proofErr w:type="spellStart"/>
+      <w:r>
+        <w:rPr>
+          <w:lang w:bidi="ar-OM"/>
+        </w:rPr>
+        <w:t>UserRequestedYN.cs</w:t>
+      </w:r>
+      <w:proofErr w:type="spellEnd"/>
+      <w:r>
+        <w:rPr>
+          <w:lang w:bidi="ar-OM"/>
+        </w:rPr>
+        <w:t xml:space="preserve"> + Data/</w:t>
+      </w:r>
+      <w:proofErr w:type="spellStart"/>
+      <w:r>
+        <w:rPr>
+          <w:lang w:bidi="ar-OM"/>
+        </w:rPr>
+        <w:t>AppDbContext.cs</w:t>
+      </w:r>
+      <w:proofErr w:type="spellEnd"/>
     </w:p>
     <w:p>
       <w:pPr>
@@ -4433,12 +4579,6 @@
           <w:lang w:bidi="ar-OM"/>
         </w:rPr>
       </w:pPr>
-      <w:r>
-        <w:rPr>
-          <w:lang w:bidi="ar-OM"/>
-        </w:rPr>
-        <w:t>Step 6 — Controller reads the claims</w:t>
-      </w:r>
     </w:p>
     <w:p>
       <w:pPr>
@@ -4453,16 +4593,22 @@
         <w:rPr>
           <w:lang w:bidi="ar-OM"/>
         </w:rPr>
-        <w:t>File: Controller/</w:t>
+        <w:t xml:space="preserve">Uses the </w:t>
       </w:r>
       <w:proofErr w:type="spellStart"/>
       <w:r>
         <w:rPr>
           <w:lang w:bidi="ar-OM"/>
         </w:rPr>
-        <w:t>UserRequestedYN.cs</w:t>
+        <w:t>userId</w:t>
       </w:r>
       <w:proofErr w:type="spellEnd"/>
+      <w:r>
+        <w:rPr>
+          <w:lang w:bidi="ar-OM"/>
+        </w:rPr>
+        <w:t xml:space="preserve"> extracted from the claim to filter the database:</w:t>
+      </w:r>
     </w:p>
     <w:p>
       <w:pPr>
@@ -4483,25 +4629,47 @@
           <w:lang w:bidi="ar-OM"/>
         </w:rPr>
       </w:pPr>
-      <w:r>
-        <w:rPr>
-          <w:lang w:bidi="ar-OM"/>
-        </w:rPr>
-        <w:t>[</w:t>
-      </w:r>
       <w:proofErr w:type="gramStart"/>
       <w:r>
         <w:rPr>
           <w:lang w:bidi="ar-OM"/>
         </w:rPr>
-        <w:t>Authorize(</w:t>
+        <w:t>.Where</w:t>
       </w:r>
       <w:proofErr w:type="gramEnd"/>
       <w:r>
         <w:rPr>
           <w:lang w:bidi="ar-OM"/>
         </w:rPr>
-        <w:t>Roles = "User")] → checks the Role claim automatically</w:t>
+        <w:t>(r =&gt; </w:t>
+      </w:r>
+      <w:proofErr w:type="spellStart"/>
+      <w:r>
+        <w:rPr>
+          <w:lang w:bidi="ar-OM"/>
+        </w:rPr>
+        <w:t>r.UserId</w:t>
+      </w:r>
+      <w:proofErr w:type="spellEnd"/>
+      <w:r>
+        <w:rPr>
+          <w:lang w:bidi="ar-OM"/>
+        </w:rPr>
+        <w:t> == </w:t>
+      </w:r>
+      <w:proofErr w:type="spellStart"/>
+      <w:r>
+        <w:rPr>
+          <w:lang w:bidi="ar-OM"/>
+        </w:rPr>
+        <w:t>userId</w:t>
+      </w:r>
+      <w:proofErr w:type="spellEnd"/>
+      <w:r>
+        <w:rPr>
+          <w:lang w:bidi="ar-OM"/>
+        </w:rPr>
+        <w:t>)</w:t>
       </w:r>
     </w:p>
     <w:p>
@@ -4510,241 +4678,6 @@
           <w:tab w:val="left" w:pos="6025"/>
         </w:tabs>
         <w:rPr>
-          <w:lang w:bidi="ar-OM"/>
-        </w:rPr>
-      </w:pPr>
-      <w:proofErr w:type="spellStart"/>
-      <w:r>
-        <w:rPr>
-          <w:lang w:bidi="ar-OM"/>
-        </w:rPr>
-        <w:t>User.FindFirstValue</w:t>
-      </w:r>
-      <w:proofErr w:type="spellEnd"/>
-      <w:r>
-        <w:rPr>
-          <w:lang w:bidi="ar-OM"/>
-        </w:rPr>
-        <w:t>(</w:t>
-      </w:r>
-      <w:proofErr w:type="spellStart"/>
-      <w:r>
-        <w:rPr>
-          <w:lang w:bidi="ar-OM"/>
-        </w:rPr>
-        <w:t>ClaimTypes.NameIdentifier</w:t>
-      </w:r>
-      <w:proofErr w:type="spellEnd"/>
-      <w:r>
-        <w:rPr>
-          <w:lang w:bidi="ar-OM"/>
-        </w:rPr>
-        <w:t>) → reads the Id claim:</w:t>
-      </w:r>
-    </w:p>
-    <w:p>
-      <w:pPr>
-        <w:tabs>
-          <w:tab w:val="left" w:pos="6025"/>
-        </w:tabs>
-        <w:rPr>
-          <w:lang w:bidi="ar-OM"/>
-        </w:rPr>
-      </w:pPr>
-    </w:p>
-    <w:p>
-      <w:pPr>
-        <w:tabs>
-          <w:tab w:val="left" w:pos="6025"/>
-        </w:tabs>
-        <w:rPr>
-          <w:lang w:bidi="ar-OM"/>
-        </w:rPr>
-      </w:pPr>
-      <w:r>
-        <w:rPr>
-          <w:lang w:bidi="ar-OM"/>
-        </w:rPr>
-        <w:t>var userId = </w:t>
-      </w:r>
-      <w:proofErr w:type="gramStart"/>
-      <w:r>
-        <w:rPr>
-          <w:lang w:bidi="ar-OM"/>
-        </w:rPr>
-        <w:t>int.Parse</w:t>
-      </w:r>
-      <w:proofErr w:type="gramEnd"/>
-      <w:r>
-        <w:rPr>
-          <w:lang w:bidi="ar-OM"/>
-        </w:rPr>
-        <w:t>(    User.FindFirstValue(ClaimTypes.NameIdentifier)!);</w:t>
-      </w:r>
-    </w:p>
-    <w:p>
-      <w:pPr>
-        <w:tabs>
-          <w:tab w:val="left" w:pos="6025"/>
-        </w:tabs>
-        <w:rPr>
-          <w:lang w:bidi="ar-OM"/>
-        </w:rPr>
-      </w:pPr>
-      <w:r>
-        <w:rPr>
-          <w:lang w:bidi="ar-OM"/>
-        </w:rPr>
-        <w:t>Step 7 — Data returned only for that user</w:t>
-      </w:r>
-    </w:p>
-    <w:p>
-      <w:pPr>
-        <w:tabs>
-          <w:tab w:val="left" w:pos="6025"/>
-        </w:tabs>
-        <w:rPr>
-          <w:lang w:bidi="ar-OM"/>
-        </w:rPr>
-      </w:pPr>
-      <w:r>
-        <w:rPr>
-          <w:lang w:bidi="ar-OM"/>
-        </w:rPr>
-        <w:lastRenderedPageBreak/>
-        <w:t>File: Controller/</w:t>
-      </w:r>
-      <w:proofErr w:type="spellStart"/>
-      <w:r>
-        <w:rPr>
-          <w:lang w:bidi="ar-OM"/>
-        </w:rPr>
-        <w:t>UserRequestedYN.cs</w:t>
-      </w:r>
-      <w:proofErr w:type="spellEnd"/>
-      <w:r>
-        <w:rPr>
-          <w:lang w:bidi="ar-OM"/>
-        </w:rPr>
-        <w:t xml:space="preserve"> + Data/</w:t>
-      </w:r>
-      <w:proofErr w:type="spellStart"/>
-      <w:r>
-        <w:rPr>
-          <w:lang w:bidi="ar-OM"/>
-        </w:rPr>
-        <w:t>AppDbContext.cs</w:t>
-      </w:r>
-      <w:proofErr w:type="spellEnd"/>
-    </w:p>
-    <w:p>
-      <w:pPr>
-        <w:tabs>
-          <w:tab w:val="left" w:pos="6025"/>
-        </w:tabs>
-        <w:rPr>
-          <w:lang w:bidi="ar-OM"/>
-        </w:rPr>
-      </w:pPr>
-    </w:p>
-    <w:p>
-      <w:pPr>
-        <w:tabs>
-          <w:tab w:val="left" w:pos="6025"/>
-        </w:tabs>
-        <w:rPr>
-          <w:lang w:bidi="ar-OM"/>
-        </w:rPr>
-      </w:pPr>
-      <w:r>
-        <w:rPr>
-          <w:lang w:bidi="ar-OM"/>
-        </w:rPr>
-        <w:t xml:space="preserve">Uses the </w:t>
-      </w:r>
-      <w:proofErr w:type="spellStart"/>
-      <w:r>
-        <w:rPr>
-          <w:lang w:bidi="ar-OM"/>
-        </w:rPr>
-        <w:t>userId</w:t>
-      </w:r>
-      <w:proofErr w:type="spellEnd"/>
-      <w:r>
-        <w:rPr>
-          <w:lang w:bidi="ar-OM"/>
-        </w:rPr>
-        <w:t xml:space="preserve"> extracted from the claim to filter the database:</w:t>
-      </w:r>
-    </w:p>
-    <w:p>
-      <w:pPr>
-        <w:tabs>
-          <w:tab w:val="left" w:pos="6025"/>
-        </w:tabs>
-        <w:rPr>
-          <w:lang w:bidi="ar-OM"/>
-        </w:rPr>
-      </w:pPr>
-    </w:p>
-    <w:p>
-      <w:pPr>
-        <w:tabs>
-          <w:tab w:val="left" w:pos="6025"/>
-        </w:tabs>
-        <w:rPr>
-          <w:lang w:bidi="ar-OM"/>
-        </w:rPr>
-      </w:pPr>
-      <w:proofErr w:type="gramStart"/>
-      <w:r>
-        <w:rPr>
-          <w:lang w:bidi="ar-OM"/>
-        </w:rPr>
-        <w:t>.Where</w:t>
-      </w:r>
-      <w:proofErr w:type="gramEnd"/>
-      <w:r>
-        <w:rPr>
-          <w:lang w:bidi="ar-OM"/>
-        </w:rPr>
-        <w:t>(r =&gt; </w:t>
-      </w:r>
-      <w:proofErr w:type="spellStart"/>
-      <w:r>
-        <w:rPr>
-          <w:lang w:bidi="ar-OM"/>
-        </w:rPr>
-        <w:t>r.UserId</w:t>
-      </w:r>
-      <w:proofErr w:type="spellEnd"/>
-      <w:r>
-        <w:rPr>
-          <w:lang w:bidi="ar-OM"/>
-        </w:rPr>
-        <w:t> == </w:t>
-      </w:r>
-      <w:proofErr w:type="spellStart"/>
-      <w:r>
-        <w:rPr>
-          <w:lang w:bidi="ar-OM"/>
-        </w:rPr>
-        <w:t>userId</w:t>
-      </w:r>
-      <w:proofErr w:type="spellEnd"/>
-      <w:r>
-        <w:rPr>
-          <w:lang w:bidi="ar-OM"/>
-        </w:rPr>
-        <w:t>)</w:t>
-      </w:r>
-    </w:p>
-    <w:p>
-      <w:pPr>
-        <w:tabs>
-          <w:tab w:val="left" w:pos="6025"/>
-        </w:tabs>
-        <w:rPr>
           <w:rtl/>
           <w:lang w:val="en-GB" w:bidi="ar-OM"/>
         </w:rPr>
@@ -4755,8 +4688,6 @@
         </w:rPr>
         <w:t>Only that user's data is returned — no one else'</w:t>
       </w:r>
-      <w:bookmarkStart w:id="7" w:name="_GoBack"/>
-      <w:bookmarkEnd w:id="7"/>
     </w:p>
     <w:p>
       <w:pPr>
@@ -4826,18 +4757,937 @@
     </w:p>
     <w:p>
       <w:pPr>
-        <w:tabs>
-          <w:tab w:val="left" w:pos="6025"/>
-        </w:tabs>
-        <w:rPr>
-          <w:rtl/>
-          <w:lang w:bidi="ar-OM"/>
+        <w:pStyle w:val="Heading1"/>
+        <w:jc w:val="right"/>
+        <w:rPr>
+          <w:rtl/>
+          <w:lang w:bidi="ar-OM"/>
+        </w:rPr>
+      </w:pPr>
+      <w:proofErr w:type="gramStart"/>
+      <w:r>
+        <w:rPr>
+          <w:rFonts w:hint="cs"/>
+          <w:rtl/>
+          <w:lang w:bidi="ar-OM"/>
+        </w:rPr>
+        <w:lastRenderedPageBreak/>
+        <w:t>البنيه</w:t>
+      </w:r>
+      <w:proofErr w:type="gramEnd"/>
+      <w:r>
+        <w:rPr>
+          <w:rFonts w:hint="cs"/>
+          <w:rtl/>
+          <w:lang w:bidi="ar-OM"/>
+        </w:rPr>
+        <w:t xml:space="preserve"> المثالية </w:t>
+      </w:r>
+    </w:p>
+    <w:p>
+      <w:pPr>
+        <w:jc w:val="right"/>
+        <w:rPr>
+          <w:lang w:val="en-GB" w:bidi="ar-OM"/>
+        </w:rPr>
+      </w:pPr>
+      <w:proofErr w:type="gramStart"/>
+      <w:r>
+        <w:rPr>
+          <w:lang w:val="en-GB" w:bidi="ar-OM"/>
+        </w:rPr>
+        <w:t>Non stand</w:t>
+      </w:r>
+      <w:proofErr w:type="gramEnd"/>
+      <w:r>
+        <w:rPr>
+          <w:lang w:val="en-GB" w:bidi="ar-OM"/>
+        </w:rPr>
+        <w:t xml:space="preserve"> Alone (</w:t>
+      </w:r>
+      <w:proofErr w:type="spellStart"/>
+      <w:r>
+        <w:rPr>
+          <w:lang w:val="en-GB" w:bidi="ar-OM"/>
+        </w:rPr>
+        <w:t>Moduels</w:t>
+      </w:r>
+      <w:proofErr w:type="spellEnd"/>
+      <w:r>
+        <w:rPr>
+          <w:lang w:val="en-GB" w:bidi="ar-OM"/>
+        </w:rPr>
+        <w:t>)</w:t>
+      </w:r>
+    </w:p>
+    <w:p>
+      <w:pPr>
+        <w:jc w:val="right"/>
+        <w:rPr>
+          <w:noProof/>
+        </w:rPr>
+      </w:pPr>
+    </w:p>
+    <w:tbl>
+      <w:tblPr>
+        <w:tblStyle w:val="TableGrid"/>
+        <w:tblW w:w="11238" w:type="dxa"/>
+        <w:tblInd w:w="-840" w:type="dxa"/>
+        <w:tblLook w:val="04A0" w:firstRow="1" w:lastRow="0" w:firstColumn="1" w:lastColumn="0" w:noHBand="0" w:noVBand="1"/>
+      </w:tblPr>
+      <w:tblGrid>
+        <w:gridCol w:w="5950"/>
+        <w:gridCol w:w="5496"/>
+      </w:tblGrid>
+      <w:tr>
+        <w:trPr>
+          <w:trHeight w:val="7392"/>
+        </w:trPr>
+        <w:tc>
+          <w:tcPr>
+            <w:tcW w:w="5842" w:type="dxa"/>
+          </w:tcPr>
+          <w:p>
+            <w:pPr>
+              <w:jc w:val="right"/>
+              <w:rPr>
+                <w:lang w:val="en-GB" w:bidi="ar-OM"/>
+              </w:rPr>
+            </w:pPr>
+            <w:r>
+              <w:rPr>
+                <w:lang w:val="en-GB" w:bidi="ar-OM"/>
+              </w:rPr>
+              <w:drawing>
+                <wp:inline distT="0" distB="0" distL="0" distR="0" wp14:anchorId="57BBEC88" wp14:editId="072FAA80">
+                  <wp:extent cx="3641090" cy="4645152"/>
+                  <wp:effectExtent l="0" t="0" r="0" b="3175"/>
+                  <wp:docPr id="12" name="Picture 12"/>
+                  <wp:cNvGraphicFramePr>
+                    <a:graphicFrameLocks xmlns:a="http://schemas.openxmlformats.org/drawingml/2006/main" noChangeAspect="1"/>
+                  </wp:cNvGraphicFramePr>
+                  <a:graphic xmlns:a="http://schemas.openxmlformats.org/drawingml/2006/main">
+                    <a:graphicData uri="http://schemas.openxmlformats.org/drawingml/2006/picture">
+                      <pic:pic xmlns:pic="http://schemas.openxmlformats.org/drawingml/2006/picture">
+                        <pic:nvPicPr>
+                          <pic:cNvPr id="1" name=""/>
+                          <pic:cNvPicPr/>
+                        </pic:nvPicPr>
+                        <pic:blipFill>
+                          <a:blip r:embed="rId15"/>
+                          <a:stretch>
+                            <a:fillRect/>
+                          </a:stretch>
+                        </pic:blipFill>
+                        <pic:spPr>
+                          <a:xfrm>
+                            <a:off x="0" y="0"/>
+                            <a:ext cx="3813032" cy="4864509"/>
+                          </a:xfrm>
+                          <a:prstGeom prst="rect">
+                            <a:avLst/>
+                          </a:prstGeom>
+                        </pic:spPr>
+                      </pic:pic>
+                    </a:graphicData>
+                  </a:graphic>
+                </wp:inline>
+              </w:drawing>
+            </w:r>
+          </w:p>
+        </w:tc>
+        <w:tc>
+          <w:tcPr>
+            <w:tcW w:w="5396" w:type="dxa"/>
+          </w:tcPr>
+          <w:p>
+            <w:pPr>
+              <w:jc w:val="right"/>
+              <w:rPr>
+                <w:lang w:val="en-GB" w:bidi="ar-OM"/>
+              </w:rPr>
+            </w:pPr>
+            <w:r>
+              <w:rPr>
+                <w:lang w:val="en-GB" w:bidi="ar-OM"/>
+              </w:rPr>
+              <w:drawing>
+                <wp:inline distT="0" distB="0" distL="0" distR="0" wp14:anchorId="52BFC788" wp14:editId="4D825917">
+                  <wp:extent cx="3350260" cy="4659782"/>
+                  <wp:effectExtent l="0" t="0" r="2540" b="7620"/>
+                  <wp:docPr id="11" name="Picture 11"/>
+                  <wp:cNvGraphicFramePr>
+                    <a:graphicFrameLocks xmlns:a="http://schemas.openxmlformats.org/drawingml/2006/main" noChangeAspect="1"/>
+                  </wp:cNvGraphicFramePr>
+                  <a:graphic xmlns:a="http://schemas.openxmlformats.org/drawingml/2006/main">
+                    <a:graphicData uri="http://schemas.openxmlformats.org/drawingml/2006/picture">
+                      <pic:pic xmlns:pic="http://schemas.openxmlformats.org/drawingml/2006/picture">
+                        <pic:nvPicPr>
+                          <pic:cNvPr id="1" name=""/>
+                          <pic:cNvPicPr/>
+                        </pic:nvPicPr>
+                        <pic:blipFill>
+                          <a:blip r:embed="rId16"/>
+                          <a:stretch>
+                            <a:fillRect/>
+                          </a:stretch>
+                        </pic:blipFill>
+                        <pic:spPr>
+                          <a:xfrm>
+                            <a:off x="0" y="0"/>
+                            <a:ext cx="3462779" cy="4816282"/>
+                          </a:xfrm>
+                          <a:prstGeom prst="rect">
+                            <a:avLst/>
+                          </a:prstGeom>
+                        </pic:spPr>
+                      </pic:pic>
+                    </a:graphicData>
+                  </a:graphic>
+                </wp:inline>
+              </w:drawing>
+            </w:r>
+          </w:p>
+        </w:tc>
+      </w:tr>
+    </w:tbl>
+    <w:p>
+      <w:pPr>
+        <w:jc w:val="right"/>
+        <w:rPr>
+          <w:lang w:val="en-GB" w:bidi="ar-OM"/>
+        </w:rPr>
+      </w:pPr>
+    </w:p>
+    <w:p>
+      <w:pPr>
+        <w:jc w:val="right"/>
+        <w:rPr>
+          <w:lang w:val="en-GB" w:bidi="ar-OM"/>
+        </w:rPr>
+      </w:pPr>
+    </w:p>
+    <w:p>
+      <w:pPr>
+        <w:jc w:val="right"/>
+        <w:rPr>
+          <w:lang w:val="en-GB" w:bidi="ar-OM"/>
+        </w:rPr>
+      </w:pPr>
+    </w:p>
+    <w:p>
+      <w:pPr>
+        <w:jc w:val="right"/>
+        <w:rPr>
+          <w:lang w:val="en-GB" w:bidi="ar-OM"/>
+        </w:rPr>
+      </w:pPr>
+    </w:p>
+    <w:p>
+      <w:pPr>
+        <w:jc w:val="right"/>
+        <w:rPr>
+          <w:lang w:val="en-GB" w:bidi="ar-OM"/>
+        </w:rPr>
+      </w:pPr>
+    </w:p>
+    <w:p>
+      <w:pPr>
+        <w:jc w:val="right"/>
+        <w:rPr>
+          <w:lang w:val="en-GB" w:bidi="ar-OM"/>
+        </w:rPr>
+      </w:pPr>
+    </w:p>
+    <w:p>
+      <w:pPr>
+        <w:jc w:val="right"/>
+        <w:rPr>
+          <w:lang w:val="en-GB" w:bidi="ar-OM"/>
+        </w:rPr>
+      </w:pPr>
+    </w:p>
+    <w:p>
+      <w:pPr>
+        <w:jc w:val="right"/>
+        <w:rPr>
+          <w:lang w:val="en-GB" w:bidi="ar-OM"/>
+        </w:rPr>
+      </w:pPr>
+    </w:p>
+    <w:p>
+      <w:pPr>
+        <w:jc w:val="right"/>
+        <w:rPr>
+          <w:lang w:val="en-GB" w:bidi="ar-OM"/>
+        </w:rPr>
+      </w:pPr>
+    </w:p>
+    <w:p>
+      <w:pPr>
+        <w:jc w:val="right"/>
+        <w:rPr>
+          <w:lang w:val="en-GB" w:bidi="ar-OM"/>
+        </w:rPr>
+      </w:pPr>
+    </w:p>
+    <w:p>
+      <w:pPr>
+        <w:jc w:val="right"/>
+        <w:rPr>
+          <w:lang w:val="en-GB" w:bidi="ar-OM"/>
+        </w:rPr>
+      </w:pPr>
+      <w:r>
+        <w:rPr>
+          <w:lang w:val="en-GB" w:bidi="ar-OM"/>
+        </w:rPr>
+        <w:t>Stand alone</w:t>
+      </w:r>
+    </w:p>
+    <w:tbl>
+      <w:tblPr>
+        <w:tblStyle w:val="TableGrid"/>
+        <w:tblW w:w="10515" w:type="dxa"/>
+        <w:tblLook w:val="04A0" w:firstRow="1" w:lastRow="0" w:firstColumn="1" w:lastColumn="0" w:noHBand="0" w:noVBand="1"/>
+      </w:tblPr>
+      <w:tblGrid>
+        <w:gridCol w:w="5196"/>
+        <w:gridCol w:w="5319"/>
+      </w:tblGrid>
+      <w:tr>
+        <w:trPr>
+          <w:trHeight w:val="3720"/>
+        </w:trPr>
+        <w:tc>
+          <w:tcPr>
+            <w:tcW w:w="5196" w:type="dxa"/>
+          </w:tcPr>
+          <w:p>
+            <w:pPr>
+              <w:jc w:val="right"/>
+              <w:rPr>
+                <w:lang w:val="en-GB" w:bidi="ar-OM"/>
+              </w:rPr>
+            </w:pPr>
+            <w:r>
+              <w:rPr>
+                <w:lang w:val="en-GB" w:bidi="ar-OM"/>
+              </w:rPr>
+              <w:drawing>
+                <wp:inline distT="0" distB="0" distL="0" distR="0" wp14:anchorId="7A8C61D8" wp14:editId="1A27F06C">
+                  <wp:extent cx="3156432" cy="4629150"/>
+                  <wp:effectExtent l="0" t="0" r="6350" b="0"/>
+                  <wp:docPr id="15" name="Picture 15"/>
+                  <wp:cNvGraphicFramePr>
+                    <a:graphicFrameLocks xmlns:a="http://schemas.openxmlformats.org/drawingml/2006/main" noChangeAspect="1"/>
+                  </wp:cNvGraphicFramePr>
+                  <a:graphic xmlns:a="http://schemas.openxmlformats.org/drawingml/2006/main">
+                    <a:graphicData uri="http://schemas.openxmlformats.org/drawingml/2006/picture">
+                      <pic:pic xmlns:pic="http://schemas.openxmlformats.org/drawingml/2006/picture">
+                        <pic:nvPicPr>
+                          <pic:cNvPr id="1" name=""/>
+                          <pic:cNvPicPr/>
+                        </pic:nvPicPr>
+                        <pic:blipFill>
+                          <a:blip r:embed="rId17"/>
+                          <a:stretch>
+                            <a:fillRect/>
+                          </a:stretch>
+                        </pic:blipFill>
+                        <pic:spPr>
+                          <a:xfrm>
+                            <a:off x="0" y="0"/>
+                            <a:ext cx="3163655" cy="4639743"/>
+                          </a:xfrm>
+                          <a:prstGeom prst="rect">
+                            <a:avLst/>
+                          </a:prstGeom>
+                        </pic:spPr>
+                      </pic:pic>
+                    </a:graphicData>
+                  </a:graphic>
+                </wp:inline>
+              </w:drawing>
+            </w:r>
+          </w:p>
+        </w:tc>
+        <w:tc>
+          <w:tcPr>
+            <w:tcW w:w="5319" w:type="dxa"/>
+          </w:tcPr>
+          <w:p>
+            <w:pPr>
+              <w:jc w:val="right"/>
+              <w:rPr>
+                <w:lang w:val="en-GB" w:bidi="ar-OM"/>
+              </w:rPr>
+            </w:pPr>
+            <w:r>
+              <w:rPr>
+                <w:noProof/>
+                <w:lang w:val="en-GB" w:bidi="ar-OM"/>
+              </w:rPr>
+              <w:drawing>
+                <wp:inline distT="0" distB="0" distL="0" distR="0" wp14:anchorId="108FBC78" wp14:editId="3D86E1FE">
+                  <wp:extent cx="3215634" cy="4674235"/>
+                  <wp:effectExtent l="0" t="0" r="4445" b="0"/>
+                  <wp:docPr id="14" name="Picture 14"/>
+                  <wp:cNvGraphicFramePr>
+                    <a:graphicFrameLocks xmlns:a="http://schemas.openxmlformats.org/drawingml/2006/main" noChangeAspect="1"/>
+                  </wp:cNvGraphicFramePr>
+                  <a:graphic xmlns:a="http://schemas.openxmlformats.org/drawingml/2006/main">
+                    <a:graphicData uri="http://schemas.openxmlformats.org/drawingml/2006/picture">
+                      <pic:pic xmlns:pic="http://schemas.openxmlformats.org/drawingml/2006/picture">
+                        <pic:nvPicPr>
+                          <pic:cNvPr id="0" name="Picture 3"/>
+                          <pic:cNvPicPr>
+                            <a:picLocks noChangeAspect="1" noChangeArrowheads="1"/>
+                          </pic:cNvPicPr>
+                        </pic:nvPicPr>
+                        <pic:blipFill>
+                          <a:blip r:embed="rId18">
+                            <a:extLst>
+                              <a:ext uri="{28A0092B-C50C-407E-A947-70E740481C1C}">
+                                <a14:useLocalDpi xmlns:a14="http://schemas.microsoft.com/office/drawing/2010/main" val="0"/>
+                              </a:ext>
+                            </a:extLst>
+                          </a:blip>
+                          <a:srcRect/>
+                          <a:stretch>
+                            <a:fillRect/>
+                          </a:stretch>
+                        </pic:blipFill>
+                        <pic:spPr bwMode="auto">
+                          <a:xfrm>
+                            <a:off x="0" y="0"/>
+                            <a:ext cx="3232733" cy="4699091"/>
+                          </a:xfrm>
+                          <a:prstGeom prst="rect">
+                            <a:avLst/>
+                          </a:prstGeom>
+                          <a:noFill/>
+                        </pic:spPr>
+                      </pic:pic>
+                    </a:graphicData>
+                  </a:graphic>
+                </wp:inline>
+              </w:drawing>
+            </w:r>
+          </w:p>
+        </w:tc>
+      </w:tr>
+    </w:tbl>
+    <w:p>
+      <w:pPr>
+        <w:jc w:val="right"/>
+        <w:rPr>
+          <w:lang w:val="en-GB" w:bidi="ar-OM"/>
+        </w:rPr>
+      </w:pPr>
+    </w:p>
+    <w:p>
+      <w:pPr>
+        <w:jc w:val="right"/>
+      </w:pPr>
+    </w:p>
+    <w:p>
+      <w:pPr>
+        <w:jc w:val="right"/>
+        <w:rPr>
+          <w:rtl/>
+          <w:lang w:val="en-GB" w:bidi="ar-OM"/>
+        </w:rPr>
+      </w:pPr>
+      <w:r>
+        <w:rPr>
+          <w:rFonts w:hint="cs"/>
+          <w:rtl/>
+          <w:lang w:val="en-GB" w:bidi="ar-OM"/>
+        </w:rPr>
+        <w:t xml:space="preserve">الفرق بين </w:t>
+      </w:r>
+      <w:proofErr w:type="spellStart"/>
+      <w:r>
+        <w:rPr>
+          <w:rFonts w:hint="cs"/>
+          <w:rtl/>
+          <w:lang w:val="en-GB" w:bidi="ar-OM"/>
+        </w:rPr>
+        <w:t>الستاند</w:t>
+      </w:r>
+      <w:proofErr w:type="spellEnd"/>
+      <w:r>
+        <w:rPr>
+          <w:rFonts w:hint="cs"/>
+          <w:rtl/>
+          <w:lang w:val="en-GB" w:bidi="ar-OM"/>
+        </w:rPr>
+        <w:t xml:space="preserve"> ألون و </w:t>
+      </w:r>
+      <w:proofErr w:type="spellStart"/>
+      <w:r>
+        <w:rPr>
+          <w:rFonts w:hint="cs"/>
+          <w:rtl/>
+          <w:lang w:val="en-GB" w:bidi="ar-OM"/>
+        </w:rPr>
+        <w:t>المودلز</w:t>
+      </w:r>
+      <w:proofErr w:type="spellEnd"/>
+      <w:r>
+        <w:rPr>
+          <w:rFonts w:hint="cs"/>
+          <w:rtl/>
+          <w:lang w:val="en-GB" w:bidi="ar-OM"/>
+        </w:rPr>
+        <w:t xml:space="preserve"> (عكس </w:t>
+      </w:r>
+      <w:proofErr w:type="spellStart"/>
+      <w:r>
+        <w:rPr>
+          <w:rFonts w:hint="cs"/>
+          <w:rtl/>
+          <w:lang w:val="en-GB" w:bidi="ar-OM"/>
+        </w:rPr>
+        <w:t>الستاند</w:t>
+      </w:r>
+      <w:proofErr w:type="spellEnd"/>
+      <w:r>
+        <w:rPr>
+          <w:rFonts w:hint="cs"/>
+          <w:rtl/>
+          <w:lang w:val="en-GB" w:bidi="ar-OM"/>
+        </w:rPr>
+        <w:t xml:space="preserve"> </w:t>
+      </w:r>
+      <w:proofErr w:type="gramStart"/>
+      <w:r>
+        <w:rPr>
+          <w:rFonts w:hint="cs"/>
+          <w:rtl/>
+          <w:lang w:val="en-GB" w:bidi="ar-OM"/>
+        </w:rPr>
+        <w:t>ألون )</w:t>
+      </w:r>
+      <w:proofErr w:type="gramEnd"/>
+      <w:r>
+        <w:rPr>
+          <w:rFonts w:hint="cs"/>
+          <w:rtl/>
+          <w:lang w:val="en-GB" w:bidi="ar-OM"/>
+        </w:rPr>
+        <w:t xml:space="preserve"> </w:t>
+      </w:r>
+    </w:p>
+    <w:tbl>
+      <w:tblPr>
+        <w:tblStyle w:val="TableGrid"/>
+        <w:tblW w:w="10190" w:type="dxa"/>
+        <w:tblLook w:val="04A0" w:firstRow="1" w:lastRow="0" w:firstColumn="1" w:lastColumn="0" w:noHBand="0" w:noVBand="1"/>
+      </w:tblPr>
+      <w:tblGrid>
+        <w:gridCol w:w="5095"/>
+        <w:gridCol w:w="5095"/>
+      </w:tblGrid>
+      <w:tr>
+        <w:trPr>
+          <w:trHeight w:val="666"/>
+        </w:trPr>
+        <w:tc>
+          <w:tcPr>
+            <w:tcW w:w="5095" w:type="dxa"/>
+          </w:tcPr>
+          <w:p>
+            <w:pPr>
+              <w:jc w:val="right"/>
+              <w:rPr>
+                <w:lang w:val="en-GB" w:bidi="ar-OM"/>
+              </w:rPr>
+            </w:pPr>
+            <w:proofErr w:type="spellStart"/>
+            <w:r>
+              <w:rPr>
+                <w:lang w:val="en-GB" w:bidi="ar-OM"/>
+              </w:rPr>
+              <w:t>StandAlone</w:t>
+            </w:r>
+            <w:proofErr w:type="spellEnd"/>
+          </w:p>
+        </w:tc>
+        <w:tc>
+          <w:tcPr>
+            <w:tcW w:w="5095" w:type="dxa"/>
+          </w:tcPr>
+          <w:p>
+            <w:pPr>
+              <w:jc w:val="right"/>
+              <w:rPr>
+                <w:rFonts w:hint="cs"/>
+                <w:lang w:val="en-GB" w:bidi="ar-OM"/>
+              </w:rPr>
+            </w:pPr>
+            <w:r>
+              <w:rPr>
+                <w:lang w:val="en-GB" w:bidi="ar-OM"/>
+              </w:rPr>
+              <w:t>Models</w:t>
+            </w:r>
+          </w:p>
+        </w:tc>
+      </w:tr>
+      <w:tr>
+        <w:trPr>
+          <w:trHeight w:val="666"/>
+        </w:trPr>
+        <w:tc>
+          <w:tcPr>
+            <w:tcW w:w="5095" w:type="dxa"/>
+          </w:tcPr>
+          <w:p>
+            <w:pPr>
+              <w:jc w:val="right"/>
+              <w:rPr>
+                <w:rFonts w:hint="cs"/>
+                <w:lang w:val="en-GB" w:bidi="ar-OM"/>
+              </w:rPr>
+            </w:pPr>
+            <w:r>
+              <w:rPr>
+                <w:rFonts w:hint="cs"/>
+                <w:rtl/>
+                <w:lang w:val="en-GB" w:bidi="ar-OM"/>
+              </w:rPr>
+              <w:t xml:space="preserve">يتم تحميل أو استدعاء </w:t>
+            </w:r>
+            <w:proofErr w:type="spellStart"/>
+            <w:r>
+              <w:rPr>
+                <w:rFonts w:hint="cs"/>
+                <w:rtl/>
+                <w:lang w:val="en-GB" w:bidi="ar-OM"/>
+              </w:rPr>
+              <w:t>الكمبونتت</w:t>
+            </w:r>
+            <w:proofErr w:type="spellEnd"/>
+            <w:r>
+              <w:rPr>
+                <w:rFonts w:hint="cs"/>
+                <w:rtl/>
+                <w:lang w:val="en-GB" w:bidi="ar-OM"/>
+              </w:rPr>
+              <w:t xml:space="preserve"> او العصر المطلوب فقط لوحده</w:t>
+            </w:r>
+          </w:p>
+        </w:tc>
+        <w:tc>
+          <w:tcPr>
+            <w:tcW w:w="5095" w:type="dxa"/>
+          </w:tcPr>
+          <w:p>
+            <w:pPr>
+              <w:jc w:val="right"/>
+              <w:rPr>
+                <w:rFonts w:hint="cs"/>
+                <w:rtl/>
+                <w:lang w:val="en-GB" w:bidi="ar-OM"/>
+              </w:rPr>
+            </w:pPr>
+            <w:r>
+              <w:rPr>
+                <w:rFonts w:hint="cs"/>
+                <w:rtl/>
+                <w:lang w:val="en-GB" w:bidi="ar-OM"/>
+              </w:rPr>
+              <w:t xml:space="preserve">تتحمل او تعمل جميع </w:t>
+            </w:r>
+            <w:proofErr w:type="spellStart"/>
+            <w:r>
+              <w:rPr>
+                <w:rFonts w:hint="cs"/>
+                <w:rtl/>
+                <w:lang w:val="en-GB" w:bidi="ar-OM"/>
+              </w:rPr>
+              <w:t>المودلز</w:t>
+            </w:r>
+            <w:proofErr w:type="spellEnd"/>
+            <w:r>
+              <w:rPr>
+                <w:rFonts w:hint="cs"/>
+                <w:rtl/>
+                <w:lang w:val="en-GB" w:bidi="ar-OM"/>
+              </w:rPr>
+              <w:t xml:space="preserve"> جميعاً في أن واحد في الذاكرة حينما يتم فتح برنامج الويب </w:t>
+            </w:r>
+          </w:p>
+        </w:tc>
+      </w:tr>
+      <w:tr>
+        <w:trPr>
+          <w:trHeight w:val="666"/>
+        </w:trPr>
+        <w:tc>
+          <w:tcPr>
+            <w:tcW w:w="5095" w:type="dxa"/>
+          </w:tcPr>
+          <w:p>
+            <w:pPr>
+              <w:jc w:val="right"/>
+              <w:rPr>
+                <w:rFonts w:hint="cs"/>
+                <w:lang w:val="en-GB" w:bidi="ar-OM"/>
+              </w:rPr>
+            </w:pPr>
+            <w:r>
+              <w:rPr>
+                <w:rFonts w:hint="cs"/>
+                <w:rtl/>
+                <w:lang w:val="en-GB" w:bidi="ar-OM"/>
+              </w:rPr>
+              <w:t xml:space="preserve">يستخدم في المشاريع الجديدة </w:t>
+            </w:r>
+            <w:proofErr w:type="spellStart"/>
+            <w:r>
+              <w:rPr>
+                <w:rFonts w:hint="cs"/>
+                <w:rtl/>
+                <w:lang w:val="en-GB" w:bidi="ar-OM"/>
+              </w:rPr>
+              <w:t>انجلر</w:t>
+            </w:r>
+            <w:proofErr w:type="spellEnd"/>
+            <w:r>
+              <w:rPr>
+                <w:rFonts w:hint="cs"/>
+                <w:rtl/>
+                <w:lang w:val="en-GB" w:bidi="ar-OM"/>
+              </w:rPr>
+              <w:t xml:space="preserve"> 21 </w:t>
+            </w:r>
+          </w:p>
+        </w:tc>
+        <w:tc>
+          <w:tcPr>
+            <w:tcW w:w="5095" w:type="dxa"/>
+          </w:tcPr>
+          <w:p>
+            <w:pPr>
+              <w:jc w:val="right"/>
+              <w:rPr>
+                <w:rFonts w:hint="cs"/>
+                <w:lang w:val="en-GB" w:bidi="ar-OM"/>
+              </w:rPr>
+            </w:pPr>
+            <w:r>
+              <w:rPr>
+                <w:rFonts w:hint="cs"/>
+                <w:rtl/>
+                <w:lang w:val="en-GB" w:bidi="ar-OM"/>
+              </w:rPr>
+              <w:t xml:space="preserve">يستخدم في المشاريع القديمة اقل من </w:t>
+            </w:r>
+            <w:proofErr w:type="spellStart"/>
+            <w:r>
+              <w:rPr>
+                <w:rFonts w:hint="cs"/>
+                <w:rtl/>
+                <w:lang w:val="en-GB" w:bidi="ar-OM"/>
+              </w:rPr>
+              <w:t>انجلر</w:t>
+            </w:r>
+            <w:proofErr w:type="spellEnd"/>
+            <w:r>
+              <w:rPr>
+                <w:rFonts w:hint="cs"/>
+                <w:rtl/>
+                <w:lang w:val="en-GB" w:bidi="ar-OM"/>
+              </w:rPr>
+              <w:t xml:space="preserve"> 17</w:t>
+            </w:r>
+          </w:p>
+        </w:tc>
+      </w:tr>
+      <w:tr>
+        <w:trPr>
+          <w:trHeight w:val="666"/>
+        </w:trPr>
+        <w:tc>
+          <w:tcPr>
+            <w:tcW w:w="5095" w:type="dxa"/>
+          </w:tcPr>
+          <w:p>
+            <w:pPr>
+              <w:jc w:val="right"/>
+              <w:rPr>
+                <w:rFonts w:hint="cs"/>
+                <w:lang w:val="en-GB" w:bidi="ar-OM"/>
+              </w:rPr>
+            </w:pPr>
+            <w:proofErr w:type="gramStart"/>
+            <w:r>
+              <w:rPr>
+                <w:rFonts w:hint="cs"/>
+                <w:rtl/>
+                <w:lang w:val="en-GB" w:bidi="ar-OM"/>
+              </w:rPr>
+              <w:t>اخف</w:t>
+            </w:r>
+            <w:proofErr w:type="gramEnd"/>
+            <w:r>
+              <w:rPr>
+                <w:rFonts w:hint="cs"/>
+                <w:rtl/>
+                <w:lang w:val="en-GB" w:bidi="ar-OM"/>
+              </w:rPr>
+              <w:t xml:space="preserve"> في </w:t>
+            </w:r>
+            <w:proofErr w:type="spellStart"/>
+            <w:r>
+              <w:rPr>
+                <w:rFonts w:hint="cs"/>
+                <w:rtl/>
+                <w:lang w:val="en-GB" w:bidi="ar-OM"/>
+              </w:rPr>
+              <w:t>الذاكره</w:t>
+            </w:r>
+            <w:proofErr w:type="spellEnd"/>
+            <w:r>
+              <w:rPr>
+                <w:rFonts w:hint="cs"/>
+                <w:rtl/>
+                <w:lang w:val="en-GB" w:bidi="ar-OM"/>
+              </w:rPr>
+              <w:t xml:space="preserve"> </w:t>
+            </w:r>
+          </w:p>
+        </w:tc>
+        <w:tc>
+          <w:tcPr>
+            <w:tcW w:w="5095" w:type="dxa"/>
+          </w:tcPr>
+          <w:p>
+            <w:pPr>
+              <w:jc w:val="right"/>
+              <w:rPr>
+                <w:rFonts w:hint="cs"/>
+                <w:rtl/>
+                <w:lang w:val="en-GB" w:bidi="ar-OM"/>
+              </w:rPr>
+            </w:pPr>
+            <w:proofErr w:type="gramStart"/>
+            <w:r>
+              <w:rPr>
+                <w:rFonts w:hint="cs"/>
+                <w:rtl/>
+                <w:lang w:val="en-GB" w:bidi="ar-OM"/>
+              </w:rPr>
+              <w:t>اثقل</w:t>
+            </w:r>
+            <w:proofErr w:type="gramEnd"/>
+            <w:r>
+              <w:rPr>
+                <w:rFonts w:hint="cs"/>
+                <w:rtl/>
+                <w:lang w:val="en-GB" w:bidi="ar-OM"/>
+              </w:rPr>
+              <w:t xml:space="preserve"> في </w:t>
+            </w:r>
+            <w:proofErr w:type="spellStart"/>
+            <w:r>
+              <w:rPr>
+                <w:rFonts w:hint="cs"/>
+                <w:rtl/>
+                <w:lang w:val="en-GB" w:bidi="ar-OM"/>
+              </w:rPr>
+              <w:t>الذاكره</w:t>
+            </w:r>
+            <w:proofErr w:type="spellEnd"/>
+            <w:r>
+              <w:rPr>
+                <w:rFonts w:hint="cs"/>
+                <w:rtl/>
+                <w:lang w:val="en-GB" w:bidi="ar-OM"/>
+              </w:rPr>
+              <w:t xml:space="preserve"> </w:t>
+            </w:r>
+          </w:p>
+        </w:tc>
+      </w:tr>
+      <w:tr>
+        <w:trPr>
+          <w:trHeight w:val="666"/>
+        </w:trPr>
+        <w:tc>
+          <w:tcPr>
+            <w:tcW w:w="5095" w:type="dxa"/>
+          </w:tcPr>
+          <w:p>
+            <w:pPr>
+              <w:jc w:val="right"/>
+              <w:rPr>
+                <w:rFonts w:hint="cs"/>
+                <w:lang w:val="en-GB" w:bidi="ar-OM"/>
+              </w:rPr>
+            </w:pPr>
+            <w:r>
+              <w:rPr>
+                <w:rFonts w:hint="cs"/>
+                <w:rtl/>
+                <w:lang w:val="en-GB" w:bidi="ar-OM"/>
+              </w:rPr>
+              <w:lastRenderedPageBreak/>
+              <w:t>يستخدم أيضاً في المشاريع الكبيرة والمتشعبة لأكنه مناسب أكثر في المشاريع الصغيرة</w:t>
+            </w:r>
+          </w:p>
+        </w:tc>
+        <w:tc>
+          <w:tcPr>
+            <w:tcW w:w="5095" w:type="dxa"/>
+          </w:tcPr>
+          <w:p>
+            <w:pPr>
+              <w:jc w:val="right"/>
+              <w:rPr>
+                <w:rFonts w:hint="cs"/>
+                <w:rtl/>
+                <w:lang w:val="en-GB" w:bidi="ar-OM"/>
+              </w:rPr>
+            </w:pPr>
+            <w:r>
+              <w:rPr>
+                <w:rFonts w:hint="cs"/>
+                <w:rtl/>
+                <w:lang w:val="en-GB" w:bidi="ar-OM"/>
+              </w:rPr>
+              <w:t>يستخدم في المشاريع الكبيرة والمتشعبة</w:t>
+            </w:r>
+            <w:bookmarkStart w:id="7" w:name="_GoBack"/>
+            <w:bookmarkEnd w:id="7"/>
+            <w:r>
+              <w:rPr>
+                <w:rFonts w:hint="cs"/>
+                <w:rtl/>
+                <w:lang w:val="en-GB" w:bidi="ar-OM"/>
+              </w:rPr>
+              <w:t xml:space="preserve"> </w:t>
+            </w:r>
+          </w:p>
+        </w:tc>
+      </w:tr>
+    </w:tbl>
+    <w:p>
+      <w:pPr>
+        <w:jc w:val="right"/>
+        <w:rPr>
+          <w:rFonts w:hint="cs"/>
+          <w:rtl/>
+          <w:lang w:val="en-GB" w:bidi="ar-OM"/>
         </w:rPr>
       </w:pPr>
     </w:p>
     <w:sectPr>
-      <w:headerReference w:type="default" r:id="rId15"/>
-      <w:footerReference w:type="default" r:id="rId16"/>
+      <w:headerReference w:type="default" r:id="rId19"/>
+      <w:footerReference w:type="default" r:id="rId20"/>
       <w:pgSz w:w="12240" w:h="15840"/>
       <w:pgMar w:top="1440" w:right="1440" w:bottom="1440" w:left="1440" w:header="708" w:footer="708" w:gutter="0"/>
       <w:cols w:space="708"/>
@@ -9407,7 +10257,7 @@
 </file>
 
 <file path=customXml/itemProps1.xml><?xml version="1.0" encoding="utf-8"?>
-<ds:datastoreItem xmlns:ds="http://schemas.openxmlformats.org/officeDocument/2006/customXml" ds:itemID="{511048ED-F52B-4F80-8BAB-23F85D56BE39}">
+<ds:datastoreItem xmlns:ds="http://schemas.openxmlformats.org/officeDocument/2006/customXml" ds:itemID="{911F2DF8-78C0-4512-8EB7-D6F1D1BA691B}">
   <ds:schemaRefs>
     <ds:schemaRef ds:uri="http://schemas.openxmlformats.org/officeDocument/2006/bibliography"/>
   </ds:schemaRefs>
